--- a/docs/docx/BAHAN-PRESENTASI.docx
+++ b/docs/docx/BAHAN-PRESENTASI.docx
@@ -2566,7 +2566,7 @@
                 <w:b w:val="0"/>
                 <w:sz w:val="19"/>
               </w:rPr>
-              <w:t>55,2 MB, build berhasil</w:t>
+              <w:t>55,5 MB, build berhasil</w:t>
             </w:r>
           </w:p>
         </w:tc>
